--- a/backend/data/seed/resumes/33649f5a-9a08-5dbe-a030-02da723f2ff8.docx
+++ b/backend/data/seed/resumes/33649f5a-9a08-5dbe-a030-02da723f2ff8.docx
@@ -9,7 +9,7 @@
     </w:p>
     <w:p>
       <w:r>
-        <w:t>Experienced Ops Specialist in Operations based in London, UK.</w:t>
+        <w:t>Experienced Ops Manager in Operations based in London, UK.</w:t>
       </w:r>
     </w:p>
     <w:p/>
@@ -42,7 +42,7 @@
     </w:p>
     <w:p>
       <w:r>
-        <w:t>- Ops Specialist at Acme Corp</w:t>
+        <w:t>- Ops Manager at Acme Corp</w:t>
       </w:r>
     </w:p>
     <w:p>
@@ -80,7 +80,7 @@
     </w:p>
     <w:p>
       <w:r>
-        <w:t>English</w:t>
+        <w:t>English, German, French</w:t>
       </w:r>
     </w:p>
     <w:p/>
@@ -91,7 +91,7 @@
     </w:p>
     <w:p>
       <w:r>
-        <w:t>MSc Data Science</w:t>
+        <w:t>Bootcamp</w:t>
       </w:r>
     </w:p>
     <w:p/>
